--- a/统计分析计划_SAP_v1.docx
+++ b/统计分析计划_SAP_v1.docx
@@ -1603,8 +1603,8 @@
         </w:tblBorders>
       </w:tblPr>
       <w:tblGrid>
-        <w:gridCol w:w="1773"/>
-        <w:gridCol w:w="10466"/>
+        <w:gridCol w:w="1525"/>
+        <w:gridCol w:w="10715"/>
       </w:tblGrid>
       <w:tr>
         <w:trPr>
@@ -1612,7 +1612,7 @@
         </w:trPr>
         <w:tc>
           <w:tcPr>
-            <w:tcW w:type="dxa" w:w="1773"/>
+            <w:tcW w:type="dxa" w:w="1525"/>
             <w:tcBorders>
               <w:top w:val="single" w:sz="12" w:space="0" w:color="000000"/>
               <w:left w:val="nil" w:sz="4" w:space="0" w:color="000000"/>
@@ -1643,7 +1643,7 @@
         </w:tc>
         <w:tc>
           <w:tcPr>
-            <w:tcW w:type="dxa" w:w="10466"/>
+            <w:tcW w:type="dxa" w:w="10715"/>
             <w:tcBorders>
               <w:top w:val="single" w:sz="12" w:space="0" w:color="000000"/>
               <w:left w:val="nil" w:sz="4" w:space="0" w:color="000000"/>
@@ -1676,7 +1676,7 @@
       <w:tr>
         <w:tc>
           <w:tcPr>
-            <w:tcW w:type="dxa" w:w="1773"/>
+            <w:tcW w:type="dxa" w:w="1525"/>
             <w:tcBorders>
               <w:top w:val="nil" w:sz="4" w:space="0" w:color="000000"/>
               <w:left w:val="nil" w:sz="4" w:space="0" w:color="000000"/>
@@ -1705,7 +1705,7 @@
         </w:tc>
         <w:tc>
           <w:tcPr>
-            <w:tcW w:type="dxa" w:w="10466"/>
+            <w:tcW w:type="dxa" w:w="10715"/>
             <w:tcBorders>
               <w:top w:val="nil" w:sz="4" w:space="0" w:color="000000"/>
               <w:left w:val="nil" w:sz="4" w:space="0" w:color="000000"/>
@@ -1728,7 +1728,7 @@
               <w:rPr>
                 <w:sz w:val="18"/>
               </w:rPr>
-              <w:t>性别、年龄、年龄组、住院天数、入院与出院科别；入院后首次白细胞计数与 C 反应蛋白（入院 48 小时内的首个结果）</w:t>
+              <w:t>性别、年龄、年龄组、住院天数、入院与出院科别；入院后首次白细胞计数与 C 反应蛋白（入院 48 小时内的首个结果）；术后住院天数（出院日期−首次手术日期）；检索集内出院后 30 天再入院</w:t>
             </w:r>
           </w:p>
         </w:tc>
@@ -1736,7 +1736,7 @@
       <w:tr>
         <w:tc>
           <w:tcPr>
-            <w:tcW w:type="dxa" w:w="1773"/>
+            <w:tcW w:type="dxa" w:w="1525"/>
             <w:tcBorders>
               <w:top w:val="nil" w:sz="4" w:space="0" w:color="000000"/>
               <w:left w:val="nil" w:sz="4" w:space="0" w:color="000000"/>
@@ -1765,7 +1765,7 @@
         </w:tc>
         <w:tc>
           <w:tcPr>
-            <w:tcW w:type="dxa" w:w="10466"/>
+            <w:tcW w:type="dxa" w:w="10715"/>
             <w:tcBorders>
               <w:top w:val="nil" w:sz="4" w:space="0" w:color="000000"/>
               <w:left w:val="nil" w:sz="4" w:space="0" w:color="000000"/>
@@ -1796,7 +1796,7 @@
       <w:tr>
         <w:tc>
           <w:tcPr>
-            <w:tcW w:type="dxa" w:w="1773"/>
+            <w:tcW w:type="dxa" w:w="1525"/>
             <w:tcBorders>
               <w:top w:val="nil" w:sz="4" w:space="0" w:color="000000"/>
               <w:left w:val="nil" w:sz="4" w:space="0" w:color="000000"/>
@@ -1819,13 +1819,13 @@
               <w:rPr>
                 <w:sz w:val="18"/>
               </w:rPr>
-              <w:t>尚待提取</w:t>
+              <w:t>来自次要终点提取表</w:t>
             </w:r>
           </w:p>
         </w:tc>
         <w:tc>
           <w:tcPr>
-            <w:tcW w:type="dxa" w:w="10466"/>
+            <w:tcW w:type="dxa" w:w="10715"/>
             <w:tcBorders>
               <w:top w:val="nil" w:sz="4" w:space="0" w:color="000000"/>
               <w:left w:val="nil" w:sz="4" w:space="0" w:color="000000"/>
@@ -1848,7 +1848,7 @@
               <w:rPr>
                 <w:sz w:val="18"/>
               </w:rPr>
-              <w:t>住院期间并发症、恢复肠内进食时间、非计划再次手术或再干预（方案次要终点，不在裁定表内）</w:t>
+              <w:t>主诉病程；腹痛、呕吐、发热、腹胀、腹膜刺激征、入院时休克或脓毒症；治疗前影像游离气体；住院期间并发症（7 类及其他）与最高 Clavien–Dindo 分级；非计划再次手术；非手术再干预；首次肠内摄入与全量肠内营养的天数</w:t>
             </w:r>
           </w:p>
         </w:tc>
@@ -1866,8 +1866,59 @@
       </w:pPr>
     </w:p>
     <w:p>
+      <w:pPr>
+        <w:pStyle w:val="ListBullet"/>
+      </w:pPr>
       <w:r>
-        <w:t>尚待提取的变量须另建提取表，由 1 人提取、第 2 人逐例核对。</w:t>
+        <w:rPr>
+          <w:b/>
+        </w:rPr>
+        <w:t>提取方式：</w:t>
+      </w:r>
+      <w:r>
+        <w:t xml:space="preserve"> 次要终点提取表由 1 人提取、第 2 人逐例核对（build_extraction_sheet.py），各变量的操作性定义见该表“变量定义”。</w:t>
+      </w:r>
+    </w:p>
+    <w:p>
+      <w:pPr>
+        <w:pStyle w:val="ListBullet"/>
+      </w:pPr>
+      <w:r>
+        <w:rPr>
+          <w:b/>
+        </w:rPr>
+        <w:t>并入条件：</w:t>
+      </w:r>
+      <w:r>
+        <w:t xml:space="preserve"> 全部纳入病例核对完成、且提取表“逻辑核查”无错误时，才并入分析。</w:t>
+      </w:r>
+    </w:p>
+    <w:p>
+      <w:pPr>
+        <w:pStyle w:val="ListBullet"/>
+      </w:pPr>
+      <w:r>
+        <w:rPr>
+          <w:b/>
+        </w:rPr>
+        <w:t>缺失处理：</w:t>
+      </w:r>
+      <w:r>
+        <w:t xml:space="preserve"> 科研平台未导出病程记录，原文未记载者回 HIS 查阅，仍查不到的记为不详或 NR。各变量以记录明确者为分母报告，并报告缺失数。</w:t>
+      </w:r>
+    </w:p>
+    <w:p>
+      <w:pPr>
+        <w:pStyle w:val="ListBullet"/>
+      </w:pPr>
+      <w:r>
+        <w:rPr>
+          <w:b/>
+        </w:rPr>
+        <w:t>进食时间：</w:t>
+      </w:r>
+      <w:r>
+        <w:t xml:space="preserve"> 若 NR 超过纳入病例的 30%，只作描述并在局限性中说明，不作组间比较。</w:t>
       </w:r>
     </w:p>
     <w:p>
@@ -2131,7 +2182,7 @@
         <w:t>治疗方式与院内结局：</w:t>
       </w:r>
       <w:r>
-        <w:t xml:space="preserve"> 按病因描述。院内死亡与放弃治疗合并为复合不良结局，事件数少，只作描述，不作组间推断（与方案一致）。</w:t>
+        <w:t xml:space="preserve"> 按病因描述穿孔部位与数目、手术入路、住院期间并发症（至少一项、各类并发症、Clavien–Dindo ≥III）、非计划再次手术、非手术再干预、首次与全量肠内进食天数、术后住院天数及 30 天再入院。院内死亡与放弃治疗合并为复合不良结局。以上事件数少，只作描述，不作组间推断（与方案一致）。</w:t>
       </w:r>
     </w:p>
     <w:p>
@@ -2900,7 +2951,7 @@
               <w:rPr>
                 <w:sz w:val="18"/>
               </w:rPr>
-              <w:t>纳入病例基本特征，按总体及 4 类病因列出</w:t>
+              <w:t>纳入病例基本特征与临床表现，按总体及 4 类病因列出</w:t>
             </w:r>
           </w:p>
         </w:tc>
@@ -3200,7 +3251,7 @@
               <w:rPr>
                 <w:sz w:val="18"/>
               </w:rPr>
-              <w:t>各病因的穿孔部位、治疗方式与院内结局（描述）</w:t>
+              <w:t>各病因的穿孔部位、治疗方式、住院期间并发症（Clavien–Dindo）、再次手术或再干预、进食时间与院内结局（描述）</w:t>
             </w:r>
           </w:p>
         </w:tc>
@@ -3305,8 +3356,8 @@
       </w:tblPr>
       <w:tblGrid>
         <w:gridCol w:w="792"/>
-        <w:gridCol w:w="4109"/>
-        <w:gridCol w:w="2947"/>
+        <w:gridCol w:w="1786"/>
+        <w:gridCol w:w="5270"/>
         <w:gridCol w:w="792"/>
       </w:tblGrid>
       <w:tr>
@@ -3346,7 +3397,7 @@
         </w:tc>
         <w:tc>
           <w:tcPr>
-            <w:tcW w:type="dxa" w:w="4109"/>
+            <w:tcW w:type="dxa" w:w="1786"/>
             <w:tcBorders>
               <w:top w:val="single" w:sz="12" w:space="0" w:color="000000"/>
               <w:left w:val="nil" w:sz="4" w:space="0" w:color="000000"/>
@@ -3377,7 +3428,7 @@
         </w:tc>
         <w:tc>
           <w:tcPr>
-            <w:tcW w:type="dxa" w:w="2947"/>
+            <w:tcW w:type="dxa" w:w="5270"/>
             <w:tcBorders>
               <w:top w:val="single" w:sz="12" w:space="0" w:color="000000"/>
               <w:left w:val="nil" w:sz="4" w:space="0" w:color="000000"/>
@@ -3470,7 +3521,7 @@
         </w:tc>
         <w:tc>
           <w:tcPr>
-            <w:tcW w:type="dxa" w:w="4109"/>
+            <w:tcW w:type="dxa" w:w="1786"/>
             <w:tcBorders>
               <w:top w:val="nil" w:sz="4" w:space="0" w:color="000000"/>
               <w:left w:val="nil" w:sz="4" w:space="0" w:color="000000"/>
@@ -3499,7 +3550,7 @@
         </w:tc>
         <w:tc>
           <w:tcPr>
-            <w:tcW w:type="dxa" w:w="2947"/>
+            <w:tcW w:type="dxa" w:w="5270"/>
             <w:tcBorders>
               <w:top w:val="nil" w:sz="4" w:space="0" w:color="000000"/>
               <w:left w:val="nil" w:sz="4" w:space="0" w:color="000000"/>
@@ -3522,7 +3573,7 @@
               <w:rPr>
                 <w:sz w:val="18"/>
               </w:rPr>
-              <w:t>初稿</w:t>
+              <w:t>初稿（含次要终点提取变量的定义）</w:t>
             </w:r>
           </w:p>
         </w:tc>

--- a/统计分析计划_SAP_v1.docx
+++ b/统计分析计划_SAP_v1.docx
@@ -1915,10 +1915,19 @@
         <w:rPr>
           <w:b/>
         </w:rPr>
-        <w:t>进食时间：</w:t>
+        <w:t>进食时间（2026-09-26 决定）：</w:t>
       </w:r>
       <w:r>
-        <w:t xml:space="preserve"> 若 NR 超过纳入病例的 30%，只作描述并在局限性中说明，不作组间比较。</w:t>
+        <w:t xml:space="preserve"> 首次肠内摄入、全量肠内营养两项，对全部纳入病例逐例回 HIS 补查病程记录，不满足于科研平台导出资料未记载即判定为 NR。是否将其转为表 5 之外的组间比较（Kruskal–Wallis），留待补查完成、核对无误后由 analyze_etiology.py 自动判断：</w:t>
+      </w:r>
+      <w:r>
+        <w:rPr>
+          <w:b/>
+        </w:rPr>
+        <w:t>判断只依据两项各自的 NR 比例（阈值 30%，先于任何结果锁定，不因观察到的组间差异而改变判断），结果与依据一并写入“表5附_进食时间判定”</w:t>
+      </w:r>
+      <w:r>
+        <w:t>，不额外人工决定，避免因结果影响分析方式的选择。NR 比例＞30% 时仍按表 5 呈现描述性统计，并记入局限性。</w:t>
       </w:r>
     </w:p>
     <w:p>
@@ -3263,6 +3272,66 @@
             <w:tcBorders>
               <w:top w:val="nil" w:sz="4" w:space="0" w:color="000000"/>
               <w:left w:val="nil" w:sz="4" w:space="0" w:color="000000"/>
+              <w:bottom w:val="nil" w:sz="4" w:space="0" w:color="000000"/>
+              <w:right w:val="nil" w:sz="4" w:space="0" w:color="000000"/>
+              <w:insideH w:val="nil" w:sz="4" w:space="0" w:color="000000"/>
+              <w:insideV w:val="nil" w:sz="4" w:space="0" w:color="000000"/>
+            </w:tcBorders>
+          </w:tcPr>
+          <w:p>
+            <w:pPr>
+              <w:spacing w:line="240" w:lineRule="auto"/>
+            </w:pPr>
+            <w:r>
+              <w:rPr>
+                <w:sz w:val="18"/>
+              </w:rPr>
+            </w:r>
+            <w:r>
+              <w:rPr>
+                <w:sz w:val="18"/>
+              </w:rPr>
+              <w:t>表5附</w:t>
+            </w:r>
+          </w:p>
+        </w:tc>
+        <w:tc>
+          <w:tcPr>
+            <w:tcW w:type="dxa" w:w="11299"/>
+            <w:tcBorders>
+              <w:top w:val="nil" w:sz="4" w:space="0" w:color="000000"/>
+              <w:left w:val="nil" w:sz="4" w:space="0" w:color="000000"/>
+              <w:bottom w:val="nil" w:sz="4" w:space="0" w:color="000000"/>
+              <w:right w:val="nil" w:sz="4" w:space="0" w:color="000000"/>
+              <w:insideH w:val="nil" w:sz="4" w:space="0" w:color="000000"/>
+              <w:insideV w:val="nil" w:sz="4" w:space="0" w:color="000000"/>
+            </w:tcBorders>
+          </w:tcPr>
+          <w:p>
+            <w:pPr>
+              <w:spacing w:line="240" w:lineRule="auto"/>
+            </w:pPr>
+            <w:r>
+              <w:rPr>
+                <w:sz w:val="18"/>
+              </w:rPr>
+            </w:r>
+            <w:r>
+              <w:rPr>
+                <w:sz w:val="18"/>
+              </w:rPr>
+              <w:t>进食时间是否转为组间比较的自动判断（依据、结果，见 3.6）</w:t>
+            </w:r>
+          </w:p>
+        </w:tc>
+      </w:tr>
+      <w:tr>
+        <w:tc>
+          <w:tcPr>
+            <w:tcW w:type="dxa" w:w="941"/>
+            <w:tcBorders>
+              <w:top w:val="nil" w:sz="4" w:space="0" w:color="000000"/>
+              <w:left w:val="nil" w:sz="4" w:space="0" w:color="000000"/>
               <w:bottom w:val="single" w:sz="12" w:space="0" w:color="000000"/>
               <w:right w:val="nil" w:sz="4" w:space="0" w:color="000000"/>
               <w:insideH w:val="nil" w:sz="4" w:space="0" w:color="000000"/>
